--- a/filemanager/templates/documents/petition-extension.docx
+++ b/filemanager/templates/documents/petition-extension.docx
@@ -536,7 +536,7 @@
           <w:szCs w:val="24"/>
           <w:lang w:eastAsia="ru-RU"/>
         </w:rPr>
-        <w:t xml:space="preserve"> рабочих дней с </w:t>
+        <w:t xml:space="preserve"> {{EXTENSION_DAY_UNIT}} с </w:t>
       </w:r>
       <w:r>
         <w:rPr>
